--- a/docs/Guide-utilisateur.docx
+++ b/docs/Guide-utilisateur.docx
@@ -132,7 +132,7 @@
           <w:sz w:val="22"/>
           <w:szCs w:val="22"/>
         </w:rPr>
-        <w:t xml:space="preserve">1.0</w:t>
+        <w:t xml:space="preserve">2.0</w:t>
       </w:r>
     </w:p>
     <w:p>
@@ -155,7 +155,7 @@
           <w:sz w:val="22"/>
           <w:szCs w:val="22"/>
         </w:rPr>
-        <w:t xml:space="preserve">Conditions commerciales · Templates de contrats · Génération</w:t>
+        <w:t xml:space="preserve">Conditions commerciales · Templates de contrats · Génération — exécutable et SharePoint</w:t>
       </w:r>
     </w:p>
     <w:p>
@@ -497,7 +497,7 @@
           <w:sz w:val="32"/>
           <w:szCs w:val="32"/>
         </w:rPr>
-        <w:t xml:space="preserve">3. Module — Conditions commerciales</w:t>
+        <w:t xml:space="preserve">3. Démarrer via SharePoint</w:t>
       </w:r>
     </w:p>
     <w:p>
@@ -510,7 +510,7 @@
           <w:sz w:val="21"/>
           <w:szCs w:val="21"/>
         </w:rPr>
-        <w:t xml:space="preserve">C'est le point de départ : le fichier Excel qui liste, pour chaque code sous-segment (ou marque), les conditions commerciales négociées. Cette page se trouve dans le menu « 1. Conditions commerciales ».</w:t>
+        <w:t xml:space="preserve">L'application existe aussi comme composant (« web part ») intégré à une page d'un site SharePoint Online. Le fonctionnement des trois modules est rigoureusement identique à la version exécutable décrite dans ce guide — seuls l'accès et le stockage des fichiers diffèrent (dans SharePoint plutôt que sur le poste).</w:t>
       </w:r>
     </w:p>
     <w:p>
@@ -526,7 +526,168 @@
           <w:sz w:val="26"/>
           <w:szCs w:val="26"/>
         </w:rPr>
-        <w:t xml:space="preserve">3.1. Déposer un fichier</w:t>
+        <w:t xml:space="preserve">3.1. Accéder à l'application</w:t>
+      </w:r>
+    </w:p>
+    <w:p>
+      <w:pPr>
+        <w:pStyle w:val="ListParagraph"/>
+        <w:numPr>
+          <w:ilvl w:val="0"/>
+          <w:numId w:val="3"/>
+        </w:numPr>
+        <w:spacing w:after="100"/>
+      </w:pPr>
+      <w:r>
+        <w:rPr>
+          <w:color w:val="000000"/>
+          <w:sz w:val="21"/>
+          <w:szCs w:val="21"/>
+        </w:rPr>
+        <w:t xml:space="preserve">Ouvrez le site SharePoint sur lequel l'application a été installée, dans votre navigateur.</w:t>
+      </w:r>
+    </w:p>
+    <w:p>
+      <w:pPr>
+        <w:pStyle w:val="ListParagraph"/>
+        <w:numPr>
+          <w:ilvl w:val="0"/>
+          <w:numId w:val="3"/>
+        </w:numPr>
+        <w:spacing w:after="100"/>
+      </w:pPr>
+      <w:r>
+        <w:rPr>
+          <w:color w:val="000000"/>
+          <w:sz w:val="21"/>
+          <w:szCs w:val="21"/>
+        </w:rPr>
+        <w:t xml:space="preserve">Rendez-vous sur la page où le composant a été ajouté (généralement listée dans la navigation de gauche du site, par exemple « Contrats Fournisseurs »).</w:t>
+      </w:r>
+    </w:p>
+    <w:p>
+      <w:pPr>
+        <w:pStyle w:val="ListParagraph"/>
+        <w:numPr>
+          <w:ilvl w:val="0"/>
+          <w:numId w:val="3"/>
+        </w:numPr>
+        <w:spacing w:after="100"/>
+      </w:pPr>
+      <w:r>
+        <w:rPr>
+          <w:color w:val="000000"/>
+          <w:sz w:val="21"/>
+          <w:szCs w:val="21"/>
+        </w:rPr>
+        <w:t xml:space="preserve">L'application s'ouvre directement sur l'onglet « 1. Conditions commerciales », sans installation ni double-clic préalable.</w:t>
+      </w:r>
+    </w:p>
+    <w:p>
+      <w:pPr>
+        <w:pBdr>
+          <w:left w:val="single" w:color="75787B" w:sz="12" w:space="8"/>
+        </w:pBdr>
+        <w:spacing w:after="200"/>
+        <w:ind w:left="240"/>
+      </w:pPr>
+      <w:r>
+        <w:rPr>
+          <w:b/>
+          <w:bCs/>
+          <w:i/>
+          <w:iCs/>
+          <w:color w:val="75787B"/>
+          <w:sz w:val="20"/>
+          <w:szCs w:val="20"/>
+        </w:rPr>
+        <w:t xml:space="preserve">Note — </w:t>
+      </w:r>
+      <w:r>
+        <w:rPr>
+          <w:i/>
+          <w:iCs/>
+          <w:color w:val="000000"/>
+          <w:sz w:val="20"/>
+          <w:szCs w:val="20"/>
+        </w:rPr>
+        <w:t xml:space="preserve">Contrairement à la tuile générique de l'application visible dans « Contenu du site », qui n'ouvre rien par elle-même, c'est bien une page dédiée avec le composant ajouté dessus qu'il faut utiliser. Si vous ne trouvez pas cette page, demandez le lien à la personne qui a mis en place l'application sur votre site.</w:t>
+      </w:r>
+    </w:p>
+    <w:p>
+      <w:pPr>
+        <w:pStyle w:val="Heading2"/>
+        <w:spacing w:after="160" w:before="360"/>
+      </w:pPr>
+      <w:r>
+        <w:rPr>
+          <w:b/>
+          <w:bCs/>
+          <w:color w:val="000000"/>
+          <w:sz w:val="26"/>
+          <w:szCs w:val="26"/>
+        </w:rPr>
+        <w:t xml:space="preserve">3.2. Premier chargement sur un nouveau site</w:t>
+      </w:r>
+    </w:p>
+    <w:p>
+      <w:pPr>
+        <w:spacing w:after="160"/>
+      </w:pPr>
+      <w:r>
+        <w:rPr>
+          <w:color w:val="000000"/>
+          <w:sz w:val="21"/>
+          <w:szCs w:val="21"/>
+        </w:rPr>
+        <w:t xml:space="preserve">La toute première fois que l'application est ouverte sur un site donné, un court message « Préparation de l'application… » s'affiche pendant quelques secondes : c'est le temps que SharePoint crée automatiquement les listes et bibliothèques nécessaires (rien à faire de votre part). Cette étape ne se reproduit pas aux ouvertures suivantes.</w:t>
+      </w:r>
+    </w:p>
+    <w:p>
+      <w:pPr>
+        <w:pBdr>
+          <w:left w:val="single" w:color="75787B" w:sz="12" w:space="8"/>
+        </w:pBdr>
+        <w:spacing w:after="200"/>
+        <w:ind w:left="240"/>
+      </w:pPr>
+      <w:r>
+        <w:rPr>
+          <w:b/>
+          <w:bCs/>
+          <w:i/>
+          <w:iCs/>
+          <w:color w:val="75787B"/>
+          <w:sz w:val="20"/>
+          <w:szCs w:val="20"/>
+        </w:rPr>
+        <w:t xml:space="preserve">Attention — </w:t>
+      </w:r>
+      <w:r>
+        <w:rPr>
+          <w:i/>
+          <w:iCs/>
+          <w:color w:val="000000"/>
+          <w:sz w:val="20"/>
+          <w:szCs w:val="20"/>
+        </w:rPr>
+        <w:t xml:space="preserve">Cette préparation automatique nécessite que la première personne à ouvrir l'application sur un site donné dispose des droits de gestion de listes sur ce site (Propriétaire, ou Membre avec droits de conception). Un simple lecteur ne pourra pas déclencher cette étape et verra un message d'erreur explicite l'invitant à contacter un propriétaire du site.</w:t>
+      </w:r>
+    </w:p>
+    <w:p>
+      <w:pPr>
+        <w:pStyle w:val="Heading2"/>
+        <w:spacing w:after="160" w:before="360"/>
+      </w:pPr>
+      <w:r>
+        <w:rPr>
+          <w:b/>
+          <w:bCs/>
+          <w:color w:val="000000"/>
+          <w:sz w:val="26"/>
+          <w:szCs w:val="26"/>
+        </w:rPr>
+        <w:t xml:space="preserve">3.3. Différences avec la version exécutable</w:t>
       </w:r>
     </w:p>
     <w:p>
@@ -544,7 +705,7 @@
           <w:sz w:val="21"/>
           <w:szCs w:val="21"/>
         </w:rPr>
-        <w:t xml:space="preserve">Renseignez éventuellement le champ « Traité par (optionnel) » avec votre nom ou vos initiales.</w:t>
+        <w:t xml:space="preserve">Les fichiers déposés (conditions Excel, templates Word) sont stockés dans des bibliothèques de documents du site SharePoint, consultables et téléchargeables comme n'importe quel autre fichier du site.</w:t>
       </w:r>
     </w:p>
     <w:p>
@@ -562,7 +723,7 @@
           <w:sz w:val="21"/>
           <w:szCs w:val="21"/>
         </w:rPr>
-        <w:t xml:space="preserve">Glissez-déposez un fichier .xlsx dans la zone prévue, ou cliquez sur cette zone pour choisir le fichier depuis l'explorateur.</w:t>
+        <w:t xml:space="preserve">Il n'y a rien à installer, ni fenêtre de terminal à garder ouverte : l'application vit tant que la page est ouverte dans le navigateur.</w:t>
       </w:r>
     </w:p>
     <w:p>
@@ -580,7 +741,26 @@
           <w:sz w:val="21"/>
           <w:szCs w:val="21"/>
         </w:rPr>
-        <w:t xml:space="preserve">Le dépôt crée une nouvelle version, jamais un remplacement : les versions précédentes restent visibles et consultables dans le tableau ci-dessous.</w:t>
+        <w:t xml:space="preserve">Les données (fichiers de conditions, templates, mappings, journal des générations) sont propres à ce site SharePoint : elles ne sont ni partagées ni synchronisées avec une éventuelle installation de l'exécutable sur un poste.</w:t>
+      </w:r>
+    </w:p>
+    <w:p>
+      <w:pPr>
+        <w:pStyle w:val="Heading1"/>
+        <w:pBdr>
+          <w:bottom w:val="single" w:color="00874C" w:sz="8" w:space="4"/>
+        </w:pBdr>
+        <w:spacing w:after="240" w:before="480"/>
+      </w:pPr>
+      <w:r>
+        <w:rPr>
+          <w:b/>
+          <w:bCs/>
+          <w:color w:val="00874C"/>
+          <w:sz w:val="32"/>
+          <w:szCs w:val="32"/>
+        </w:rPr>
+        <w:t xml:space="preserve">4. Module — Conditions commerciales</w:t>
       </w:r>
     </w:p>
     <w:p>
@@ -593,7 +773,7 @@
           <w:sz w:val="21"/>
           <w:szCs w:val="21"/>
         </w:rPr>
-        <w:t xml:space="preserve">Après le dépôt, un message confirme le nombre de lignes et de colonnes lues, et signale le cas échéant des codes sous-segment en doublon.</w:t>
+        <w:t xml:space="preserve">C'est le point de départ : le fichier Excel qui liste, pour chaque code sous-segment (ou marque), les conditions commerciales négociées. Cette page se trouve dans le menu « 1. Conditions commerciales ».</w:t>
       </w:r>
     </w:p>
     <w:p>
@@ -609,7 +789,90 @@
           <w:sz w:val="26"/>
           <w:szCs w:val="26"/>
         </w:rPr>
-        <w:t xml:space="preserve">3.2. Le tableau des versions</w:t>
+        <w:t xml:space="preserve">4.1. Déposer un fichier</w:t>
+      </w:r>
+    </w:p>
+    <w:p>
+      <w:pPr>
+        <w:pStyle w:val="ListParagraph"/>
+        <w:numPr>
+          <w:ilvl w:val="0"/>
+          <w:numId w:val="2"/>
+        </w:numPr>
+        <w:spacing w:after="80"/>
+      </w:pPr>
+      <w:r>
+        <w:rPr>
+          <w:color w:val="000000"/>
+          <w:sz w:val="21"/>
+          <w:szCs w:val="21"/>
+        </w:rPr>
+        <w:t xml:space="preserve">Renseignez éventuellement le champ « Traité par (optionnel) » avec votre nom ou vos initiales.</w:t>
+      </w:r>
+    </w:p>
+    <w:p>
+      <w:pPr>
+        <w:pStyle w:val="ListParagraph"/>
+        <w:numPr>
+          <w:ilvl w:val="0"/>
+          <w:numId w:val="2"/>
+        </w:numPr>
+        <w:spacing w:after="80"/>
+      </w:pPr>
+      <w:r>
+        <w:rPr>
+          <w:color w:val="000000"/>
+          <w:sz w:val="21"/>
+          <w:szCs w:val="21"/>
+        </w:rPr>
+        <w:t xml:space="preserve">Glissez-déposez un fichier .xlsx dans la zone prévue, ou cliquez sur cette zone pour choisir le fichier depuis l'explorateur.</w:t>
+      </w:r>
+    </w:p>
+    <w:p>
+      <w:pPr>
+        <w:pStyle w:val="ListParagraph"/>
+        <w:numPr>
+          <w:ilvl w:val="0"/>
+          <w:numId w:val="2"/>
+        </w:numPr>
+        <w:spacing w:after="80"/>
+      </w:pPr>
+      <w:r>
+        <w:rPr>
+          <w:color w:val="000000"/>
+          <w:sz w:val="21"/>
+          <w:szCs w:val="21"/>
+        </w:rPr>
+        <w:t xml:space="preserve">Le dépôt crée une nouvelle version, jamais un remplacement : les versions précédentes restent visibles et consultables dans le tableau ci-dessous.</w:t>
+      </w:r>
+    </w:p>
+    <w:p>
+      <w:pPr>
+        <w:spacing w:after="160"/>
+      </w:pPr>
+      <w:r>
+        <w:rPr>
+          <w:color w:val="000000"/>
+          <w:sz w:val="21"/>
+          <w:szCs w:val="21"/>
+        </w:rPr>
+        <w:t xml:space="preserve">Après le dépôt, un message confirme le nombre de lignes et de colonnes lues, et signale le cas échéant des codes sous-segment en doublon.</w:t>
+      </w:r>
+    </w:p>
+    <w:p>
+      <w:pPr>
+        <w:pStyle w:val="Heading2"/>
+        <w:spacing w:after="160" w:before="360"/>
+      </w:pPr>
+      <w:r>
+        <w:rPr>
+          <w:b/>
+          <w:bCs/>
+          <w:color w:val="000000"/>
+          <w:sz w:val="26"/>
+          <w:szCs w:val="26"/>
+        </w:rPr>
+        <w:t xml:space="preserve">4.2. Le tableau des versions</w:t>
       </w:r>
     </w:p>
     <w:tbl>
@@ -1031,7 +1294,7 @@
           <w:sz w:val="26"/>
           <w:szCs w:val="26"/>
         </w:rPr>
-        <w:t xml:space="preserve">3.3. Version active, colonne code sous-segment</w:t>
+        <w:t xml:space="preserve">4.3. Version active, colonne code sous-segment</w:t>
       </w:r>
     </w:p>
     <w:p>
@@ -1073,7 +1336,7 @@
           <w:sz w:val="26"/>
           <w:szCs w:val="26"/>
         </w:rPr>
-        <w:t xml:space="preserve">3.4. Archiver</w:t>
+        <w:t xml:space="preserve">4.4. Archiver</w:t>
       </w:r>
     </w:p>
     <w:p>
@@ -1105,7 +1368,7 @@
           <w:sz w:val="32"/>
           <w:szCs w:val="32"/>
         </w:rPr>
-        <w:t xml:space="preserve">4. Module — Templates de contrats</w:t>
+        <w:t xml:space="preserve">5. Module — Templates de contrats</w:t>
       </w:r>
     </w:p>
     <w:p>
@@ -1134,7 +1397,7 @@
           <w:sz w:val="26"/>
           <w:szCs w:val="26"/>
         </w:rPr>
-        <w:t xml:space="preserve">4.1. Format attendu d'un template</w:t>
+        <w:t xml:space="preserve">5.1. Format attendu d'un template</w:t>
       </w:r>
     </w:p>
     <w:p>
@@ -1190,7 +1453,7 @@
           <w:sz w:val="26"/>
           <w:szCs w:val="26"/>
         </w:rPr>
-        <w:t xml:space="preserve">4.2. Déposer un template</w:t>
+        <w:t xml:space="preserve">5.2. Déposer un template</w:t>
       </w:r>
     </w:p>
     <w:p>
@@ -1273,7 +1536,7 @@
           <w:sz w:val="26"/>
           <w:szCs w:val="26"/>
         </w:rPr>
-        <w:t xml:space="preserve">4.3. Le mapping (correspondance variable ↔ colonne)</w:t>
+        <w:t xml:space="preserve">5.3. Le mapping (correspondance variable ↔ colonne)</w:t>
       </w:r>
     </w:p>
     <w:p>
@@ -1432,7 +1695,7 @@
           <w:sz w:val="26"/>
           <w:szCs w:val="26"/>
         </w:rPr>
-        <w:t xml:space="preserve">4.4. Le statut du mapping</w:t>
+        <w:t xml:space="preserve">5.4. Le statut du mapping</w:t>
       </w:r>
     </w:p>
     <w:tbl>
@@ -1722,7 +1985,7 @@
           <w:sz w:val="32"/>
           <w:szCs w:val="32"/>
         </w:rPr>
-        <w:t xml:space="preserve">5. Module — Générer un contrat</w:t>
+        <w:t xml:space="preserve">6. Module — Générer un contrat</w:t>
       </w:r>
     </w:p>
     <w:p>
@@ -1751,7 +2014,7 @@
           <w:sz w:val="26"/>
           <w:szCs w:val="26"/>
         </w:rPr>
-        <w:t xml:space="preserve">5.1. Sélection</w:t>
+        <w:t xml:space="preserve">6.1. Sélection</w:t>
       </w:r>
     </w:p>
     <w:p>
@@ -1821,7 +2084,7 @@
           <w:sz w:val="26"/>
           <w:szCs w:val="26"/>
         </w:rPr>
-        <w:t xml:space="preserve">5.2. Recherche du code sous-segment</w:t>
+        <w:t xml:space="preserve">6.2. Recherche du code sous-segment</w:t>
       </w:r>
     </w:p>
     <w:p>
@@ -1850,7 +2113,7 @@
           <w:sz w:val="26"/>
           <w:szCs w:val="26"/>
         </w:rPr>
-        <w:t xml:space="preserve">5.3. Relecture et correction</w:t>
+        <w:t xml:space="preserve">6.3. Relecture et correction</w:t>
       </w:r>
     </w:p>
     <w:p>
@@ -1910,7 +2173,7 @@
           <w:sz w:val="26"/>
           <w:szCs w:val="26"/>
         </w:rPr>
-        <w:t xml:space="preserve">5.4. Génération et téléchargement</w:t>
+        <w:t xml:space="preserve">6.4. Génération et téléchargement</w:t>
       </w:r>
     </w:p>
     <w:p>
@@ -1942,7 +2205,7 @@
           <w:sz w:val="32"/>
           <w:szCs w:val="32"/>
         </w:rPr>
-        <w:t xml:space="preserve">6. Bonnes pratiques</w:t>
+        <w:t xml:space="preserve">7. Bonnes pratiques</w:t>
       </w:r>
     </w:p>
     <w:p>
@@ -2033,7 +2296,7 @@
           <w:sz w:val="32"/>
           <w:szCs w:val="32"/>
         </w:rPr>
-        <w:t xml:space="preserve">7. Dépannage</w:t>
+        <w:t xml:space="preserve">8. Dépannage</w:t>
       </w:r>
     </w:p>
     <w:p>
@@ -2149,7 +2412,7 @@
           <w:sz w:val="21"/>
           <w:szCs w:val="21"/>
         </w:rPr>
-        <w:t xml:space="preserve">Le fichier doit être au format .xlsx, avec les en-têtes de colonnes sur la première ligne de la première feuille du classeur. Un fichier avec plusieurs onglets annexes ou des en-têtes fusionnés sur plusieurs lignes peut nécessiter une adaptation ponctuelle — contactez l'équipe technique en charge de l'application le cas échéant.</w:t>
+        <w:t xml:space="preserve">Le fichier doit être au format .xlsx. L'application sait retrouver automatiquement le bon onglet et reconstruire les en-têtes même sur des fichiers avec plusieurs onglets annexes ou des en-têtes de colonnes étalés sur plusieurs lignes fusionnées, à condition qu'une colonne de statut « Actif »/« Inactif » soit présente (repère utilisé pour identifier le tableau de données). Si la lecture reste incorrecte malgré tout, contactez l'équipe technique en charge de l'application.</w:t>
       </w:r>
     </w:p>
     <w:p>
@@ -2179,6 +2442,64 @@
           <w:szCs w:val="21"/>
         </w:rPr>
         <w:t xml:space="preserve">Cela arrive quand une nouvelle version du fichier de conditions a renommé ou supprimé la colonne utilisée par le mapping d'un template. Il suffit de rouvrir le mapping du template concerné et de réassocier la variable à la colonne correspondante dans le nouveau fichier.</w:t>
+      </w:r>
+    </w:p>
+    <w:p>
+      <w:pPr>
+        <w:pStyle w:val="Heading3"/>
+        <w:spacing w:after="120" w:before="240"/>
+      </w:pPr>
+      <w:r>
+        <w:rPr>
+          <w:b/>
+          <w:bCs/>
+          <w:color w:val="00874C"/>
+          <w:sz w:val="23"/>
+          <w:szCs w:val="23"/>
+        </w:rPr>
+        <w:t xml:space="preserve">(SharePoint) Un message d'erreur s'affiche au chargement, puis disparaît</w:t>
+      </w:r>
+    </w:p>
+    <w:p>
+      <w:pPr>
+        <w:spacing w:after="160"/>
+      </w:pPr>
+      <w:r>
+        <w:rPr>
+          <w:color w:val="000000"/>
+          <w:sz w:val="21"/>
+          <w:szCs w:val="21"/>
+        </w:rPr>
+        <w:t xml:space="preserve">Sur un site qui vient tout juste d'être équipé de l'application, un message d'erreur générique peut apparaître brièvement au tout premier chargement (le temps que SharePoint termine de préparer les listes créées automatiquement), puis disparaître de lui-même une fois les données affichées normalement. Si le message persiste durablement, rechargez la page ; s'il persiste encore après ça, contactez l'équipe technique.</w:t>
+      </w:r>
+    </w:p>
+    <w:p>
+      <w:pPr>
+        <w:pStyle w:val="Heading3"/>
+        <w:spacing w:after="120" w:before="240"/>
+      </w:pPr>
+      <w:r>
+        <w:rPr>
+          <w:b/>
+          <w:bCs/>
+          <w:color w:val="00874C"/>
+          <w:sz w:val="23"/>
+          <w:szCs w:val="23"/>
+        </w:rPr>
+        <w:t xml:space="preserve">(SharePoint) La tuile de l'application dans « Contenu du site » ne fait rien au clic</w:t>
+      </w:r>
+    </w:p>
+    <w:p>
+      <w:pPr>
+        <w:spacing w:after="160"/>
+      </w:pPr>
+      <w:r>
+        <w:rPr>
+          <w:color w:val="000000"/>
+          <w:sz w:val="21"/>
+          <w:szCs w:val="21"/>
+        </w:rPr>
+        <w:t xml:space="preserve">C'est normal : cette tuile n'ouvre pas automatiquement de page. Utilisez plutôt la page dédiée où le composant a été ajouté (voir section 3.1) — demandez son lien à la personne qui a mis en place l'application sur votre site.</w:t>
       </w:r>
     </w:p>
     <w:p>
@@ -2197,7 +2518,7 @@
           <w:sz w:val="32"/>
           <w:szCs w:val="32"/>
         </w:rPr>
-        <w:t xml:space="preserve">8. Glossaire</w:t>
+        <w:t xml:space="preserve">9. Glossaire</w:t>
       </w:r>
     </w:p>
     <w:tbl>
